--- a/vbhc-vn/templates/03-bao-cao.docx
+++ b/vbhc-vn/templates/03-bao-cao.docx
@@ -252,7 +252,7 @@
                 <w:b/>
                 <w:color w:val="000000"/>
               </w:rPr>
-              <w:t>Độc lập - Tự do - Hạnh phúc</w:t>
+              <w:t>Độc lập – Tự do – Hạnh phúc</w:t>
             </w:r>
           </w:p>
           <w:p>
@@ -355,6 +355,7 @@
                 <w:rFonts w:ascii="Times New Roman" w:hAnsi="Times New Roman"/>
                 <w:i/>
                 <w:color w:val="000000"/>
+                <w:sz w:val="26"/>
               </w:rPr>
               <w:t>Lào Cai</w:t>
             </w:r>
@@ -363,6 +364,7 @@
                 <w:rFonts w:ascii="Times New Roman" w:hAnsi="Times New Roman"/>
                 <w:i/>
                 <w:color w:val="000000"/>
+                <w:sz w:val="26"/>
               </w:rPr>
               <w:t xml:space="preserve">, ngày      tháng </w:t>
             </w:r>
@@ -371,6 +373,7 @@
                 <w:rFonts w:ascii="Times New Roman" w:hAnsi="Times New Roman"/>
                 <w:i/>
                 <w:color w:val="000000"/>
+                <w:sz w:val="26"/>
               </w:rPr>
               <w:t xml:space="preserve">         </w:t>
             </w:r>
@@ -379,6 +382,7 @@
                 <w:rFonts w:ascii="Times New Roman" w:hAnsi="Times New Roman"/>
                 <w:i/>
                 <w:color w:val="000000"/>
+                <w:sz w:val="26"/>
               </w:rPr>
               <w:t>năm 202</w:t>
             </w:r>
@@ -387,6 +391,7 @@
                 <w:rFonts w:ascii="Times New Roman" w:hAnsi="Times New Roman"/>
                 <w:i/>
                 <w:color w:val="000000"/>
+                <w:sz w:val="26"/>
               </w:rPr>
               <w:t>6</w:t>
             </w:r>
